--- a/docs/user-guide.docx
+++ b/docs/user-guide.docx
@@ -794,7 +794,7 @@
           </w:tcPr>
           <w:p>
             <w:r>
-              <w:t>10 000 грн</w:t>
+              <w:t>1 000 грн</w:t>
             </w:r>
           </w:p>
         </w:tc>

--- a/docs/user-guide.docx
+++ b/docs/user-guide.docx
@@ -26,7 +26,7 @@
         </w:rPr>
         <w:t>Небаланси електричної енергії — програма ImbalanceCalc</w:t>
         <w:br/>
-        <w:t>версія 0.1.0</w:t>
+        <w:t>версія 0.1.2</w:t>
       </w:r>
     </w:p>
     <w:p/>
@@ -191,7 +191,7 @@
         <w:pStyle w:val="ListNumber"/>
       </w:pPr>
       <w:r>
-        <w:t>Натисніть на файл з назвою виду ImbalanceCalc-0.1.0-setup.exe — почнеться завантаження.</w:t>
+        <w:t>Натисніть на файл з назвою виду ImbalanceCalc-0.1.2-setup.exe — почнеться завантаження.</w:t>
       </w:r>
     </w:p>
     <w:p>
@@ -228,7 +228,7 @@
         <w:pStyle w:val="ListNumber"/>
       </w:pPr>
       <w:r>
-        <w:t>Відкрийте теку «Завантаження» і двічі клацніть на завантаженому файлі ImbalanceCalc-0.1.0-setup.exe.</w:t>
+        <w:t>Відкрийте теку «Завантаження» і двічі клацніть на завантаженому файлі ImbalanceCalc-0.1.2-setup.exe.</w:t>
       </w:r>
     </w:p>
     <w:p>
@@ -1264,7 +1264,7 @@
           <w:color w:val="5A6674"/>
           <w:sz w:val="18"/>
         </w:rPr>
-        <w:t>ImbalanceCalc 0.1.0 · https://github.com/IgorParf/ImbalanceCalc</w:t>
+        <w:t>ImbalanceCalc 0.1.2 · https://github.com/IgorParf/ImbalanceCalc</w:t>
         <w:br/>
         <w:t>Розрахунок виконується за Порядком здійснення розрахунків балансуючої групи гарантованого покупця</w:t>
       </w:r>
